--- a/Fase 1/1.5_GuiaEstudiante_Fase 1_Definicion Proyecto APT (Español).docx
+++ b/Fase 1/1.5_GuiaEstudiante_Fase 1_Definicion Proyecto APT (Español).docx
@@ -463,23 +463,7 @@
                 <w:b/>
                 <w:bCs/>
               </w:rPr>
-              <w:t xml:space="preserve">Gian </w:t>
-            </w:r>
-            <w:proofErr w:type="gramStart"/>
-            <w:r>
-              <w:rPr>
-                <w:b/>
-                <w:bCs/>
-              </w:rPr>
-              <w:t>Cabana ,</w:t>
-            </w:r>
-            <w:proofErr w:type="gramEnd"/>
-            <w:r>
-              <w:rPr>
-                <w:b/>
-                <w:bCs/>
-              </w:rPr>
-              <w:t xml:space="preserve"> Sebastian Delgado</w:t>
+              <w:t>Gian Cabana , Sebastian Delgado</w:t>
             </w:r>
           </w:p>
         </w:tc>
@@ -524,30 +508,7 @@
                 <w:b/>
                 <w:bCs/>
               </w:rPr>
-              <w:t>23219735-</w:t>
-            </w:r>
-            <w:proofErr w:type="gramStart"/>
-            <w:r>
-              <w:rPr>
-                <w:b/>
-                <w:bCs/>
-              </w:rPr>
-              <w:t>8 ,</w:t>
-            </w:r>
-            <w:proofErr w:type="gramEnd"/>
-            <w:r>
-              <w:rPr>
-                <w:b/>
-                <w:bCs/>
-              </w:rPr>
-              <w:t xml:space="preserve"> </w:t>
-            </w:r>
-            <w:r>
-              <w:rPr>
-                <w:b/>
-                <w:bCs/>
-              </w:rPr>
-              <w:t>21562426-9</w:t>
+              <w:t>23219735-8 , 21562426-9</w:t>
             </w:r>
           </w:p>
         </w:tc>
@@ -1129,7 +1090,7 @@
                 <w:sz w:val="20"/>
                 <w:szCs w:val="20"/>
               </w:rPr>
-              <w:t>El proyecto responde a una limitación real de los sistemas de menú QR que ya existen en Chile (como Toteat, Menux o SimpleQR): todos replican el orden tradicional de un restaurante (pedir → comer → pedir la cuenta → pagar) y están dirigidos a locales que pueden pagar suites de POS completas, desde $39.900 mensuales más comisión. El restaurante independiente que solo necesita que sus clientes pidan solos no tiene una opción proporcional a su tamaño. La idea nace del patrón ya extendido del autoservicio —el patio de comida, donde el cliente ordena y paga en un tótem antes de que se prepare su pedido— y traslada ese mismo patrón al teléfono del cliente mediante un código QR, eliminando el hardware dedicado (el tótem físico) que hoy es la barrera de entrada para locales pequeños. El proyecto se desarrolla como caso de estudio simulado, dado que el restaurante contactado inicialmente no autorizó su implementación.</w:t>
+              <w:t>El proyecto responde a una limitación real de los sistemas de menú QR que ya existen en Chile (como Toteat, Menux o SimpleQR): todos replican el orden tradicional de un restaurante (pedir → comer → pedir la cuenta → pagar) y están dirigidos a locales que pueden pagar suites de POS completas. El restaurante independiente que solo necesita que sus clientes pidan solos no tiene una opción proporcional a su tamaño. La idea nace del patrón ya extendido del autoservicio —el patio de comida, donde el cliente ordena y paga en un tótem antes de que se prepare su pedido— y traslada ese mismo patrón al teléfono del cliente mediante un código QR, eliminando el hardware dedicado (el tótem físico) que hoy es la barrera de entrada para locales pequeños. El proyecto se desarrolla como caso de estudio simulado, dado que el restaurante contactado inicialmente no autorizó su implementación.</w:t>
             </w:r>
           </w:p>
         </w:tc>
@@ -1184,31 +1145,7 @@
                 <w:sz w:val="20"/>
                 <w:szCs w:val="20"/>
               </w:rPr>
-              <w:t xml:space="preserve">El proyecto consiste en desarrollar una página web responsiva (no una aplicación nativa) a la que el cliente accede escaneando un código QR ubicado en su mesa. Desde ahí puede ver la carta, armar su pedido y pagarlo con tarjeta mediante la pasarela Webpay Plus de Transbank, en su ambiente de integración. Solo cuando el pago queda confirmado por el servidor —nunca por lo que informe el teléfono del cliente— el pedido pasa a la cola de cocina. El sistema no procesa efectivo: ese caso se sigue atendiendo por el flujo tradicional con personal. La arquitectura es un monolito modular (una sola aplicación, dividida internamente en los módulos Carta, Mesas, Pedidos, Pagos, Cocina y Administración) con base de datos propia en PostgreSQL, independiente del sistema que ya </w:t>
-            </w:r>
-            <w:proofErr w:type="gramStart"/>
-            <w:r>
-              <w:rPr>
-                <w:rFonts w:ascii="Arial" w:hAnsi="Arial" w:cs="Arial"/>
-                <w:i/>
-                <w:iCs/>
-                <w:color w:val="000000" w:themeColor="text1"/>
-                <w:sz w:val="20"/>
-                <w:szCs w:val="20"/>
-              </w:rPr>
-              <w:t>use</w:t>
-            </w:r>
-            <w:proofErr w:type="gramEnd"/>
-            <w:r>
-              <w:rPr>
-                <w:rFonts w:ascii="Arial" w:hAnsi="Arial" w:cs="Arial"/>
-                <w:i/>
-                <w:iCs/>
-                <w:color w:val="000000" w:themeColor="text1"/>
-                <w:sz w:val="20"/>
-                <w:szCs w:val="20"/>
-              </w:rPr>
-              <w:t xml:space="preserve"> el restaurante.</w:t>
+              <w:t>El proyecto consiste en desarrollar una página web responsiva (no una aplicación nativa) a la que el cliente accede escaneando un código QR ubicado en su mesa. Desde ahí puede ver la carta, armar su pedido y pagarlo con tarjeta mediante la pasarela Webpay Plus de Transbank, en su ambiente de integración. Solo cuando el pago queda confirmado por el servidor —nunca por lo que informe el teléfono del cliente— el pedido pasa a la cola de cocina. El sistema no procesa efectivo: ese caso se sigue atendiendo por el flujo tradicional con personal. La arquitectura es un monolito modular (una sola aplicación, dividida internamente en los módulos Carta, Mesas, Pedidos, Pagos, Cocina y Administración) con base de datos propia en PostgreSQL, independiente del sistema que ya use el restaurante. El sistema se construye con Django (Python) para el servidor y las plantillas, PostgreSQL como motor de base de datos, y Alpine.js junto a HTMX para la interactividad del cliente, lo que permite actualizar el carrito y la pantalla de cocina sin recargar la página y sin necesidad de construir una aplicación separada en JavaScript. El despliegue se realiza en Railway y el control de versiones en Git.</w:t>
             </w:r>
           </w:p>
         </w:tc>
@@ -1263,7 +1200,7 @@
                 <w:sz w:val="20"/>
                 <w:szCs w:val="20"/>
               </w:rPr>
-              <w:t>El proyecto exige diseñar un modelo de datos relacional que sostenga pedidos, pagos y disponibilidad de productos con integridad referencial y transacciones ACID, lo que evidencia directamente la competencia de construcción de modelos de datos escalables. La implementación completa del flujo —desde el escaneo del QR hasta la confirmación del pago— usando un framework que sistematiza el desarrollo (paneles generados, protecciones de seguridad incorporadas, ORM) evidencia la competencia de desarrollo de soluciones de software con técnicas que sistematizan el proceso. Y la necesidad de comparar y justificar alternativas técnicas en cada decisión (base de datos, framework, arquitectura, metodología, pasarela de pago) con criterios explícitos evidencia la competencia de gestión de proyectos informáticos, que pide precisamente ofrecer alternativas fundamentadas para la toma de decisiones.</w:t>
+              <w:t>El proyecto exige diseñar un modelo de datos relacional que sostenga pedidos, pagos y disponibilidad de productos con integridad referencial y transacciones ACID, lo que evidencia directamente la competencia de construcción de modelos de datos escalables. La implementación completa del flujo —desde el escaneo del QR hasta la confirmación del pago— usando Django, un framework que sistematiza el desarrollo (panel de administración generado a partir del modelo de datos, protecciones de seguridad incorporadas, ORM y migraciones) evidencia la competencia de desarrollo de soluciones de software con técnicas que sistematizan el proceso. Y la necesidad de comparar y justificar alternativas técnicas en cada decisión (base de datos, framework, arquitectura, metodología, pasarela de pago) con criterios explícitos evidencia la competencia de gestión de proyectos informáticos, que pide precisamente ofrecer alternativas fundamentadas para la toma de decisiones.</w:t>
             </w:r>
           </w:p>
         </w:tc>
@@ -1287,6 +1224,7 @@
               <w:rPr>
                 <w:color w:val="1F3864"/>
               </w:rPr>
+              <w:lastRenderedPageBreak/>
               <w:t>Relación con los intereses profesionales</w:t>
             </w:r>
           </w:p>
@@ -1300,45 +1238,166 @@
             <w:pPr>
               <w:jc w:val="both"/>
               <w:rPr>
-                <w:i/>
-                <w:iCs/>
-              </w:rPr>
-            </w:pPr>
-            <w:r>
-              <w:rPr>
-                <w:i/>
-                <w:iCs/>
+                <w:rFonts w:ascii="Arial" w:hAnsi="Arial" w:cs="Arial"/>
+                <w:i/>
+                <w:iCs/>
+                <w:sz w:val="20"/>
+                <w:szCs w:val="20"/>
+              </w:rPr>
+            </w:pPr>
+            <w:r>
+              <w:rPr>
+                <w:rFonts w:ascii="Arial" w:hAnsi="Arial" w:cs="Arial"/>
+                <w:i/>
+                <w:iCs/>
+                <w:sz w:val="20"/>
+                <w:szCs w:val="20"/>
+              </w:rPr>
+              <w:t>Gian Cabana: Elegí este proyecto porque me interesa particularmente el desarrollo de sistemas donde hay dinero de por medio, ya que exigen un nivel de rigurosidad distinto al de una aplicación común: no basta con que la interfaz funcione, sino que es necesario asegurar que cada transacción sea consistente y que el sistema nunca confíe en información que no ha sido validada. Diseñar el modelo de datos y tomar decisiones de arquitectura fundamentadas —en vez de elegir herramientas por comodidad o popularidad— es una de las partes del proyecto que más se relaciona con mis intereses, ya que permite comprender cómo las decisiones técnicas influyen directamente en la confiabilidad del sistema. También me interesa la responsabilidad que implica desarrollar soluciones donde un error puede afectar directamente una transacción o la experiencia de un usuario, lo que convierte la seguridad y la consistencia de los datos en aspectos fundamentales del desarrollo.</w:t>
+            </w:r>
+          </w:p>
+          <w:p>
+            <w:pPr>
+              <w:jc w:val="both"/>
+              <w:rPr>
+                <w:rFonts w:ascii="Arial" w:hAnsi="Arial" w:cs="Arial"/>
+                <w:i/>
+                <w:iCs/>
+                <w:sz w:val="20"/>
+                <w:szCs w:val="20"/>
+              </w:rPr>
+            </w:pPr>
+            <w:r>
+              <w:rPr>
+                <w:rFonts w:ascii="Arial" w:hAnsi="Arial" w:cs="Arial"/>
+                <w:i/>
+                <w:iCs/>
+                <w:sz w:val="20"/>
+                <w:szCs w:val="20"/>
+              </w:rPr>
+              <w:t>Sebastián Delgado: Elegí este proyecto porque se relaciona directamente con mi interés por el desarrollo de software y, especialmente, por comprender cómo se construye una solución completa que pueda ir más allá de funcionar únicamente en un entorno local. Me interesa el proceso de transformar una idea en un sistema funcional, considerando no solo la interfaz o la programación, sino también la arquitectura, la base de datos, la seguridad, la integración entre componentes y el despliegue.</w:t>
+            </w:r>
+          </w:p>
+          <w:p>
+            <w:pPr>
+              <w:jc w:val="both"/>
+              <w:rPr>
+                <w:rFonts w:ascii="Arial" w:hAnsi="Arial" w:cs="Arial"/>
+                <w:i/>
+                <w:iCs/>
+                <w:sz w:val="20"/>
+                <w:szCs w:val="20"/>
+              </w:rPr>
+            </w:pPr>
+            <w:r>
+              <w:rPr>
+                <w:rFonts w:ascii="Arial" w:hAnsi="Arial" w:cs="Arial"/>
+                <w:i/>
+                <w:iCs/>
+                <w:sz w:val="20"/>
+                <w:szCs w:val="20"/>
+              </w:rPr>
+              <w:t xml:space="preserve">Dentro del proyecto, una de las áreas que más </w:t>
+            </w:r>
+            <w:r>
+              <w:rPr>
+                <w:rFonts w:ascii="Arial" w:hAnsi="Arial" w:cs="Arial"/>
+                <w:i/>
+                <w:iCs/>
+                <w:sz w:val="20"/>
+                <w:szCs w:val="20"/>
+              </w:rPr>
+              <w:t>me emociona</w:t>
+            </w:r>
+            <w:r>
+              <w:rPr>
+                <w:rFonts w:ascii="Arial" w:hAnsi="Arial" w:cs="Arial"/>
+                <w:i/>
+                <w:iCs/>
+                <w:sz w:val="20"/>
+                <w:szCs w:val="20"/>
               </w:rPr>
               <w:t xml:space="preserve"> </w:t>
             </w:r>
             <w:r>
               <w:rPr>
-                <w:i/>
-                <w:iCs/>
-              </w:rPr>
-              <w:t xml:space="preserve">Elegí este proyecto porque me interesa particularmente el desarrollo de sistemas donde hay dinero de por medio, ya que exigen un nivel de rigurosidad distinto al de una aplicación común: no basta con que la interfaz funcione, hay que asegurar que cada transacción sea consistente y que el sistema nunca confíe en información que no ha validado. Diseñar el modelo de datos y tomar decisiones de arquitectura fundamentadas —en vez de elegir herramientas por comodidad o popularidad— es la parte del proyecto que más </w:t>
-            </w:r>
-            <w:r>
-              <w:rPr>
-                <w:i/>
-                <w:iCs/>
-              </w:rPr>
-              <w:t>nos</w:t>
-            </w:r>
-            <w:r>
-              <w:rPr>
-                <w:i/>
-                <w:iCs/>
-              </w:rPr>
-              <w:t xml:space="preserve"> ha </w:t>
-            </w:r>
-            <w:r>
-              <w:rPr>
-                <w:i/>
-                <w:iCs/>
-              </w:rPr>
-              <w:lastRenderedPageBreak/>
-              <w:t>aportado, porque refleja el tipo de criterio técnico que quiero desarrollar como profesional. A futuro me veo trabajando en el desarrollo de sistemas backend o de gestión de proyectos informáticos, y este proyecto es una primera instancia real de tomar ese tipo de decisiones de principio a fin y tener que defenderlas.</w:t>
+                <w:rFonts w:ascii="Arial" w:hAnsi="Arial" w:cs="Arial"/>
+                <w:i/>
+                <w:iCs/>
+                <w:sz w:val="20"/>
+                <w:szCs w:val="20"/>
+              </w:rPr>
+              <w:t>desarrollar</w:t>
+            </w:r>
+            <w:r>
+              <w:rPr>
+                <w:rFonts w:ascii="Arial" w:hAnsi="Arial" w:cs="Arial"/>
+                <w:i/>
+                <w:iCs/>
+                <w:sz w:val="20"/>
+                <w:szCs w:val="20"/>
+              </w:rPr>
+              <w:t xml:space="preserve"> es el desarrollo del backend y el diseño del modelo de datos. Me resulta </w:t>
+            </w:r>
+            <w:r>
+              <w:rPr>
+                <w:rFonts w:ascii="Arial" w:hAnsi="Arial" w:cs="Arial"/>
+                <w:i/>
+                <w:iCs/>
+                <w:sz w:val="20"/>
+                <w:szCs w:val="20"/>
+              </w:rPr>
+              <w:t xml:space="preserve">un desafío a mis competencias personales ya que no son áreas en las que me especialice y en caso de esta magnitud pone en práctica mis habilidades y mi toma de decisiones antes dichas problemáticas. </w:t>
+            </w:r>
+            <w:r>
+              <w:rPr>
+                <w:rFonts w:ascii="Arial" w:hAnsi="Arial" w:cs="Arial"/>
+                <w:i/>
+                <w:iCs/>
+                <w:sz w:val="20"/>
+                <w:szCs w:val="20"/>
+              </w:rPr>
+              <w:t>También considero importante la toma de decisiones técnicas fundamentadas, comparando alternativas de arquitectura</w:t>
+            </w:r>
+            <w:r>
+              <w:rPr>
+                <w:rFonts w:ascii="Arial" w:hAnsi="Arial" w:cs="Arial"/>
+                <w:i/>
+                <w:iCs/>
+                <w:sz w:val="20"/>
+                <w:szCs w:val="20"/>
+              </w:rPr>
+              <w:t>s</w:t>
+            </w:r>
+            <w:r>
+              <w:rPr>
+                <w:rFonts w:ascii="Arial" w:hAnsi="Arial" w:cs="Arial"/>
+                <w:i/>
+                <w:iCs/>
+                <w:sz w:val="20"/>
+                <w:szCs w:val="20"/>
+              </w:rPr>
+              <w:t>, frameworks y tecnologías según las necesidades reales del proyecto, en lugar de elegirlas únicamente por</w:t>
+            </w:r>
+            <w:r>
+              <w:rPr>
+                <w:rFonts w:ascii="Arial" w:hAnsi="Arial" w:cs="Arial"/>
+                <w:i/>
+                <w:iCs/>
+                <w:sz w:val="20"/>
+                <w:szCs w:val="20"/>
+              </w:rPr>
+              <w:t xml:space="preserve"> la</w:t>
+            </w:r>
+            <w:r>
+              <w:rPr>
+                <w:rFonts w:ascii="Arial" w:hAnsi="Arial" w:cs="Arial"/>
+                <w:i/>
+                <w:iCs/>
+                <w:sz w:val="20"/>
+                <w:szCs w:val="20"/>
+              </w:rPr>
+              <w:t xml:space="preserve"> popularidad o familiaridad.</w:t>
             </w:r>
           </w:p>
         </w:tc>
@@ -1362,7 +1421,6 @@
               <w:rPr>
                 <w:color w:val="1F3864"/>
               </w:rPr>
-              <w:lastRenderedPageBreak/>
               <w:t>Factibilidad de desarrollo del Proyecto APT</w:t>
             </w:r>
           </w:p>
@@ -1483,7 +1541,7 @@
                 <w:sz w:val="20"/>
                 <w:szCs w:val="20"/>
               </w:rPr>
-              <w:t xml:space="preserve"> hosting de bajo costo (Railway, aproximadamente US$5 mensuales), credenciales de prueba gratuitas del ambiente de integración de Transbank, y herramientas de desarrollo sin costo (PostgreSQL, framework web, control de versiones Git).</w:t>
+              <w:t xml:space="preserve"> hosting de bajo costo (Railway, aproximadamente US$5 mensuales), credenciales de prueba gratuitas del ambiente de integración de Transbank, y herramientas de desarrollo sin costo (PostgreSQL, Django, Alpine.js, HTMX, control de versiones Git).</w:t>
             </w:r>
           </w:p>
           <w:p>
@@ -1547,7 +1605,16 @@
                 <w:sz w:val="20"/>
                 <w:szCs w:val="20"/>
               </w:rPr>
-              <w:t xml:space="preserve"> no contar con un restaurante real como cliente —el local contactado no autorizó el proyecto—, lo que se resuelve trabajando sobre un caso de estudio simulado (opción habilitada explícitamente por la pauta) y reemplazando la prueba de aceptación en local real por pruebas de usabilidad con usuarios reales. Otro factor es la poca experiencia previa del equipo en el stack elegido, que se aborda destinando tiempo alto de construcción y dejando la integración de pagos —la dependencia externa más rígida— con margen antes del corte de evaluación.</w:t>
+              <w:t xml:space="preserve"> no contar con un restaurante real como cliente —el local contactado no autorizó el proyecto—, lo que se resuelve trabajando sobre un caso de estudio simulado (opción habilitada explícitamente por la pauta) y reemplazando la prueba de aceptación en local real por pruebas de usabilidad con usuarios reales. Otro factor es la poca experiencia previa del equipo en el stack elegido, </w:t>
+            </w:r>
+            <w:r>
+              <w:rPr>
+                <w:rFonts w:ascii="Arial" w:eastAsia="Times New Roman" w:hAnsi="Arial" w:cs="Arial"/>
+                <w:sz w:val="20"/>
+                <w:szCs w:val="20"/>
+              </w:rPr>
+              <w:lastRenderedPageBreak/>
+              <w:t>que se aborda destinando tiempo alto de construcción y dejando la integración de pagos —la dependencia externa más rígida— con margen antes del corte de evaluación.</w:t>
             </w:r>
           </w:p>
         </w:tc>
@@ -1791,7 +1858,6 @@
               <w:rPr>
                 <w:color w:val="1F3864"/>
               </w:rPr>
-              <w:lastRenderedPageBreak/>
               <w:t>Objetivos específicos</w:t>
             </w:r>
           </w:p>
@@ -2017,6 +2083,7 @@
                 <w:sz w:val="28"/>
                 <w:szCs w:val="28"/>
               </w:rPr>
+              <w:lastRenderedPageBreak/>
               <w:t>5. Metodología</w:t>
             </w:r>
           </w:p>
@@ -2196,7 +2263,7 @@
                 <w:sz w:val="20"/>
                 <w:szCs w:val="20"/>
               </w:rPr>
-              <w:t>Eje A — Dominio y datos:</w:t>
+              <w:t>Eje A — Dominio y datos (Sebastián Delgado):</w:t>
             </w:r>
             <w:r>
               <w:rPr>
@@ -2237,8 +2304,7 @@
                 <w:sz w:val="20"/>
                 <w:szCs w:val="20"/>
               </w:rPr>
-              <w:lastRenderedPageBreak/>
-              <w:t>Eje B — Transacción e integración:</w:t>
+              <w:t>Eje B — Transacción e integración (Gian Cabana):</w:t>
             </w:r>
             <w:r>
               <w:rPr>
@@ -3283,6 +3349,320 @@
           </w:p>
         </w:tc>
       </w:tr>
+      <w:tr>
+        <w:trPr>
+          <w:trHeight w:val="362"/>
+        </w:trPr>
+        <w:tc>
+          <w:tcPr>
+            <w:tcW w:w="1843" w:type="dxa"/>
+          </w:tcPr>
+          <w:p>
+            <w:pPr>
+              <w:pBdr>
+                <w:top w:val="nil"/>
+                <w:left w:val="nil"/>
+                <w:bottom w:val="nil"/>
+                <w:right w:val="nil"/>
+                <w:between w:val="nil"/>
+              </w:pBdr>
+              <w:tabs>
+                <w:tab w:val="center" w:pos="4419"/>
+                <w:tab w:val="right" w:pos="8838"/>
+              </w:tabs>
+              <w:spacing w:after="0" w:line="240" w:lineRule="auto"/>
+              <w:jc w:val="both"/>
+              <w:rPr>
+                <w:rFonts w:ascii="Arial" w:hAnsi="Arial" w:cs="Arial"/>
+                <w:i/>
+                <w:iCs/>
+                <w:color w:val="1F3864"/>
+                <w:sz w:val="20"/>
+                <w:szCs w:val="20"/>
+              </w:rPr>
+            </w:pPr>
+            <w:r>
+              <w:rPr>
+                <w:rFonts w:ascii="Arial" w:hAnsi="Arial" w:cs="Arial"/>
+                <w:i/>
+                <w:iCs/>
+                <w:color w:val="1F3864"/>
+                <w:sz w:val="20"/>
+                <w:szCs w:val="20"/>
+              </w:rPr>
+              <w:t>Avance</w:t>
+            </w:r>
+          </w:p>
+        </w:tc>
+        <w:tc>
+          <w:tcPr>
+            <w:tcW w:w="1843" w:type="dxa"/>
+          </w:tcPr>
+          <w:p>
+            <w:pPr>
+              <w:pBdr>
+                <w:top w:val="nil"/>
+                <w:left w:val="nil"/>
+                <w:bottom w:val="nil"/>
+                <w:right w:val="nil"/>
+                <w:between w:val="nil"/>
+              </w:pBdr>
+              <w:tabs>
+                <w:tab w:val="center" w:pos="4419"/>
+                <w:tab w:val="right" w:pos="8838"/>
+              </w:tabs>
+              <w:spacing w:after="0" w:line="240" w:lineRule="auto"/>
+              <w:jc w:val="both"/>
+              <w:rPr>
+                <w:rFonts w:ascii="Arial" w:hAnsi="Arial" w:cs="Arial"/>
+                <w:i/>
+                <w:iCs/>
+                <w:color w:val="1F3864"/>
+                <w:sz w:val="20"/>
+                <w:szCs w:val="20"/>
+              </w:rPr>
+            </w:pPr>
+            <w:r>
+              <w:rPr>
+                <w:rFonts w:ascii="Arial" w:hAnsi="Arial" w:cs="Arial"/>
+                <w:i/>
+                <w:iCs/>
+                <w:color w:val="1F3864"/>
+                <w:sz w:val="20"/>
+                <w:szCs w:val="20"/>
+              </w:rPr>
+              <w:t>Modelo de datos del sistema</w:t>
+            </w:r>
+          </w:p>
+        </w:tc>
+        <w:tc>
+          <w:tcPr>
+            <w:tcW w:w="3825" w:type="dxa"/>
+          </w:tcPr>
+          <w:p>
+            <w:pPr>
+              <w:jc w:val="both"/>
+              <w:rPr>
+                <w:rFonts w:ascii="Arial" w:hAnsi="Arial" w:cs="Arial"/>
+                <w:i/>
+                <w:iCs/>
+                <w:color w:val="4472C4"/>
+                <w:sz w:val="20"/>
+                <w:szCs w:val="20"/>
+              </w:rPr>
+            </w:pPr>
+            <w:r>
+              <w:rPr>
+                <w:rFonts w:ascii="Arial" w:hAnsi="Arial" w:cs="Arial"/>
+                <w:i/>
+                <w:iCs/>
+                <w:color w:val="000000" w:themeColor="text1"/>
+                <w:sz w:val="20"/>
+                <w:szCs w:val="20"/>
+              </w:rPr>
+              <w:t>Diagrama entidad-relación y esquema de la base de datos: entidades de carta, mesas, pedidos y pagos, con sus relaciones, restricciones de integridad referencial y transiciones de estado del pedido.</w:t>
+            </w:r>
+          </w:p>
+        </w:tc>
+        <w:tc>
+          <w:tcPr>
+            <w:tcW w:w="2551" w:type="dxa"/>
+          </w:tcPr>
+          <w:p>
+            <w:pPr>
+              <w:pBdr>
+                <w:top w:val="nil"/>
+                <w:left w:val="nil"/>
+                <w:bottom w:val="nil"/>
+                <w:right w:val="nil"/>
+                <w:between w:val="nil"/>
+              </w:pBdr>
+              <w:tabs>
+                <w:tab w:val="center" w:pos="4419"/>
+                <w:tab w:val="right" w:pos="8838"/>
+              </w:tabs>
+              <w:spacing w:after="0" w:line="240" w:lineRule="auto"/>
+              <w:jc w:val="both"/>
+              <w:rPr>
+                <w:rFonts w:ascii="Arial" w:hAnsi="Arial" w:cs="Arial"/>
+                <w:i/>
+                <w:iCs/>
+                <w:color w:val="1F3864"/>
+                <w:sz w:val="20"/>
+                <w:szCs w:val="20"/>
+              </w:rPr>
+            </w:pPr>
+            <w:r>
+              <w:rPr>
+                <w:rFonts w:ascii="Arial" w:hAnsi="Arial" w:cs="Arial"/>
+                <w:i/>
+                <w:iCs/>
+                <w:color w:val="1F3864"/>
+                <w:sz w:val="20"/>
+                <w:szCs w:val="20"/>
+              </w:rPr>
+              <w:t>Evidencia directa del diseño de modelos de datos escalables en el tiempo; corresponde al indicador de calidad 3.1 de la pauta de evaluación.</w:t>
+            </w:r>
+          </w:p>
+        </w:tc>
+      </w:tr>
+      <w:tr>
+        <w:trPr>
+          <w:trHeight w:val="362"/>
+        </w:trPr>
+        <w:tc>
+          <w:tcPr>
+            <w:tcW w:w="1843" w:type="dxa"/>
+          </w:tcPr>
+          <w:p>
+            <w:pPr>
+              <w:pBdr>
+                <w:top w:val="nil"/>
+                <w:left w:val="nil"/>
+                <w:bottom w:val="nil"/>
+                <w:right w:val="nil"/>
+                <w:between w:val="nil"/>
+              </w:pBdr>
+              <w:tabs>
+                <w:tab w:val="center" w:pos="4419"/>
+                <w:tab w:val="right" w:pos="8838"/>
+              </w:tabs>
+              <w:spacing w:after="0" w:line="240" w:lineRule="auto"/>
+              <w:jc w:val="both"/>
+              <w:rPr>
+                <w:rFonts w:ascii="Arial" w:hAnsi="Arial" w:cs="Arial"/>
+                <w:i/>
+                <w:iCs/>
+                <w:color w:val="1F3864"/>
+                <w:sz w:val="20"/>
+                <w:szCs w:val="20"/>
+              </w:rPr>
+            </w:pPr>
+            <w:r>
+              <w:rPr>
+                <w:rFonts w:ascii="Arial" w:hAnsi="Arial" w:cs="Arial"/>
+                <w:i/>
+                <w:iCs/>
+                <w:color w:val="1F3864"/>
+                <w:sz w:val="20"/>
+                <w:szCs w:val="20"/>
+              </w:rPr>
+              <w:t>Avance</w:t>
+            </w:r>
+          </w:p>
+        </w:tc>
+        <w:tc>
+          <w:tcPr>
+            <w:tcW w:w="1843" w:type="dxa"/>
+          </w:tcPr>
+          <w:p>
+            <w:pPr>
+              <w:pBdr>
+                <w:top w:val="nil"/>
+                <w:left w:val="nil"/>
+                <w:bottom w:val="nil"/>
+                <w:right w:val="nil"/>
+                <w:between w:val="nil"/>
+              </w:pBdr>
+              <w:tabs>
+                <w:tab w:val="center" w:pos="4419"/>
+                <w:tab w:val="right" w:pos="8838"/>
+              </w:tabs>
+              <w:spacing w:after="0" w:line="240" w:lineRule="auto"/>
+              <w:jc w:val="both"/>
+              <w:rPr>
+                <w:rFonts w:ascii="Arial" w:hAnsi="Arial" w:cs="Arial"/>
+                <w:i/>
+                <w:iCs/>
+                <w:color w:val="1F3864"/>
+                <w:sz w:val="20"/>
+                <w:szCs w:val="20"/>
+              </w:rPr>
+            </w:pPr>
+            <w:r>
+              <w:rPr>
+                <w:rFonts w:ascii="Arial" w:hAnsi="Arial" w:cs="Arial"/>
+                <w:i/>
+                <w:iCs/>
+                <w:color w:val="1F3864"/>
+                <w:sz w:val="20"/>
+                <w:szCs w:val="20"/>
+              </w:rPr>
+              <w:t>Plan de pruebas</w:t>
+            </w:r>
+          </w:p>
+        </w:tc>
+        <w:tc>
+          <w:tcPr>
+            <w:tcW w:w="3825" w:type="dxa"/>
+          </w:tcPr>
+          <w:p>
+            <w:pPr>
+              <w:jc w:val="both"/>
+              <w:rPr>
+                <w:rFonts w:ascii="Arial" w:hAnsi="Arial" w:cs="Arial"/>
+                <w:i/>
+                <w:iCs/>
+                <w:color w:val="4472C4"/>
+                <w:sz w:val="20"/>
+                <w:szCs w:val="20"/>
+              </w:rPr>
+            </w:pPr>
+            <w:r>
+              <w:rPr>
+                <w:rFonts w:ascii="Arial" w:hAnsi="Arial" w:cs="Arial"/>
+                <w:i/>
+                <w:iCs/>
+                <w:color w:val="000000" w:themeColor="text1"/>
+                <w:sz w:val="20"/>
+                <w:szCs w:val="20"/>
+              </w:rPr>
+              <w:t>Diseño de los casos de prueba: unitarias sobre reglas de negocio (cálculo de totales en el servidor, transiciones de estado, validación de entradas), de integración sobre el flujo completo de pago contra el ambiente de Transbank, y de usabilidad con usuarios reales sobre el caso de estudio.</w:t>
+            </w:r>
+          </w:p>
+        </w:tc>
+        <w:tc>
+          <w:tcPr>
+            <w:tcW w:w="2551" w:type="dxa"/>
+          </w:tcPr>
+          <w:p>
+            <w:pPr>
+              <w:pBdr>
+                <w:top w:val="nil"/>
+                <w:left w:val="nil"/>
+                <w:bottom w:val="nil"/>
+                <w:right w:val="nil"/>
+                <w:between w:val="nil"/>
+              </w:pBdr>
+              <w:tabs>
+                <w:tab w:val="center" w:pos="4419"/>
+                <w:tab w:val="right" w:pos="8838"/>
+              </w:tabs>
+              <w:spacing w:after="0" w:line="240" w:lineRule="auto"/>
+              <w:jc w:val="both"/>
+              <w:rPr>
+                <w:rFonts w:ascii="Arial" w:hAnsi="Arial" w:cs="Arial"/>
+                <w:i/>
+                <w:iCs/>
+                <w:color w:val="1F3864"/>
+                <w:sz w:val="20"/>
+                <w:szCs w:val="20"/>
+              </w:rPr>
+            </w:pPr>
+            <w:r>
+              <w:rPr>
+                <w:rFonts w:ascii="Arial" w:hAnsi="Arial" w:cs="Arial"/>
+                <w:i/>
+                <w:iCs/>
+                <w:color w:val="1F3864"/>
+                <w:sz w:val="20"/>
+                <w:szCs w:val="20"/>
+              </w:rPr>
+              <w:t>Evidencia el diseño de pruebas de validación con buenas prácticas de la industria; corresponde al indicador de calidad 1.1 de la pauta de evaluación.</w:t>
+            </w:r>
+          </w:p>
+        </w:tc>
+      </w:tr>
     </w:tbl>
     <w:p>
       <w:pPr>
@@ -3478,6 +3858,7 @@
                 <w:sz w:val="18"/>
                 <w:szCs w:val="18"/>
               </w:rPr>
+              <w:lastRenderedPageBreak/>
               <w:t>Competencia o unidades de competencias</w:t>
             </w:r>
           </w:p>
@@ -3500,21 +3881,7 @@
                 <w:rFonts w:ascii="Arial" w:hAnsi="Arial" w:cs="Arial"/>
                 <w:color w:val="1F3864"/>
               </w:rPr>
-              <w:t xml:space="preserve">Nombre </w:t>
-            </w:r>
-            <w:r>
-              <w:rPr>
-                <w:rFonts w:ascii="Arial" w:hAnsi="Arial" w:cs="Arial"/>
-                <w:color w:val="1F3864"/>
-              </w:rPr>
-              <w:t>de Actividades</w:t>
-            </w:r>
-            <w:r>
-              <w:rPr>
-                <w:rFonts w:ascii="Arial" w:hAnsi="Arial" w:cs="Arial"/>
-                <w:color w:val="1F3864"/>
-              </w:rPr>
-              <w:t>/Tareas</w:t>
+              <w:t>Nombre de Actividades/Tareas</w:t>
             </w:r>
           </w:p>
         </w:tc>
@@ -3729,34 +4096,7 @@
                 <w:sz w:val="20"/>
                 <w:szCs w:val="20"/>
               </w:rPr>
-              <w:t>Configurar repositorio Git (</w:t>
-            </w:r>
-            <w:proofErr w:type="gramStart"/>
-            <w:r>
-              <w:rPr>
-                <w:rFonts w:ascii="Arial" w:hAnsi="Arial" w:cs="Arial"/>
-                <w:sz w:val="20"/>
-                <w:szCs w:val="20"/>
-              </w:rPr>
-              <w:t>con .gitignore</w:t>
-            </w:r>
-            <w:proofErr w:type="gramEnd"/>
-            <w:r>
-              <w:rPr>
-                <w:rFonts w:ascii="Arial" w:hAnsi="Arial" w:cs="Arial"/>
-                <w:sz w:val="20"/>
-                <w:szCs w:val="20"/>
-              </w:rPr>
-              <w:t xml:space="preserve"> desde el primer commit), entorno de desarrollo y despliegue </w:t>
-            </w:r>
-            <w:r>
-              <w:rPr>
-                <w:rFonts w:ascii="Arial" w:hAnsi="Arial" w:cs="Arial"/>
-                <w:sz w:val="20"/>
-                <w:szCs w:val="20"/>
-              </w:rPr>
-              <w:lastRenderedPageBreak/>
-              <w:t>vacío en Railway</w:t>
+              <w:t>Configurar repositorio Git (con .gitignore desde el primer commit), entorno de desarrollo y despliegue vacío en Railway</w:t>
             </w:r>
           </w:p>
         </w:tc>
@@ -3782,7 +4122,6 @@
                 <w:sz w:val="20"/>
                 <w:szCs w:val="20"/>
               </w:rPr>
-              <w:lastRenderedPageBreak/>
               <w:t>Git, Railway</w:t>
             </w:r>
           </w:p>
@@ -3976,7 +4315,7 @@
                 <w:sz w:val="20"/>
                 <w:szCs w:val="20"/>
               </w:rPr>
-              <w:t>PostgreSQL, framework web elegido</w:t>
+              <w:t>Django, PostgreSQL</w:t>
             </w:r>
           </w:p>
         </w:tc>
@@ -4170,7 +4509,7 @@
                 <w:sz w:val="20"/>
                 <w:szCs w:val="20"/>
               </w:rPr>
-              <w:t>Framework web, PostgreSQL</w:t>
+              <w:t>Django, PostgreSQL, Alpine.js</w:t>
             </w:r>
           </w:p>
         </w:tc>
@@ -4229,7 +4568,7 @@
                 <w:sz w:val="20"/>
                 <w:szCs w:val="20"/>
               </w:rPr>
-              <w:t>Gian Cabana</w:t>
+              <w:t>Sebastián Delgado</w:t>
             </w:r>
           </w:p>
         </w:tc>
@@ -4617,7 +4956,7 @@
                 <w:sz w:val="20"/>
                 <w:szCs w:val="20"/>
               </w:rPr>
-              <w:t>Sebastián Delgado</w:t>
+              <w:t>Gian Cabana</w:t>
             </w:r>
           </w:p>
         </w:tc>
@@ -4674,6 +5013,7 @@
                 <w:sz w:val="20"/>
                 <w:szCs w:val="20"/>
               </w:rPr>
+              <w:lastRenderedPageBreak/>
               <w:t>Pruebas de certificación de productos y procesos; desarrollo de software sistematizado</w:t>
             </w:r>
           </w:p>
@@ -4752,7 +5092,7 @@
                 <w:sz w:val="20"/>
                 <w:szCs w:val="20"/>
               </w:rPr>
-              <w:t>Framework web, PostgreSQL</w:t>
+              <w:t>Django, PostgreSQL, Alpine.js, HTMX</w:t>
             </w:r>
           </w:p>
         </w:tc>
@@ -5031,229 +5371,7 @@
                 <w:sz w:val="20"/>
                 <w:szCs w:val="20"/>
               </w:rPr>
-              <w:t>Entrega Fase 2 (30%</w:t>
-            </w:r>
-          </w:p>
-        </w:tc>
-      </w:tr>
-      <w:tr>
-        <w:trPr>
-          <w:jc w:val="center"/>
-        </w:trPr>
-        <w:tc>
-          <w:tcPr>
-            <w:tcW w:w="1580" w:type="dxa"/>
-          </w:tcPr>
-          <w:p>
-            <w:pPr>
-              <w:jc w:val="both"/>
-              <w:rPr>
-                <w:rFonts w:ascii="Arial" w:hAnsi="Arial" w:cs="Arial"/>
-                <w:i/>
-                <w:iCs/>
-                <w:color w:val="548DD4"/>
-                <w:sz w:val="20"/>
-                <w:szCs w:val="20"/>
-              </w:rPr>
-            </w:pPr>
-            <w:r>
-              <w:rPr>
-                <w:rFonts w:ascii="Arial" w:hAnsi="Arial" w:cs="Arial"/>
-                <w:sz w:val="20"/>
-                <w:szCs w:val="20"/>
-              </w:rPr>
-              <w:t>Gestión de proyectos informáticos</w:t>
-            </w:r>
-          </w:p>
-        </w:tc>
-        <w:tc>
-          <w:tcPr>
-            <w:tcW w:w="1580" w:type="dxa"/>
-          </w:tcPr>
-          <w:p>
-            <w:pPr>
-              <w:jc w:val="both"/>
-              <w:rPr>
-                <w:rFonts w:ascii="Arial" w:hAnsi="Arial" w:cs="Arial"/>
-                <w:i/>
-                <w:iCs/>
-                <w:color w:val="548DD4"/>
-                <w:sz w:val="20"/>
-                <w:szCs w:val="20"/>
-              </w:rPr>
-            </w:pPr>
-            <w:r>
-              <w:rPr>
-                <w:rFonts w:ascii="Arial" w:hAnsi="Arial" w:cs="Arial"/>
-                <w:sz w:val="20"/>
-                <w:szCs w:val="20"/>
-              </w:rPr>
-              <w:t>Sprint 0 — Repositorio y entorno</w:t>
-            </w:r>
-          </w:p>
-        </w:tc>
-        <w:tc>
-          <w:tcPr>
-            <w:tcW w:w="1580" w:type="dxa"/>
-          </w:tcPr>
-          <w:p>
-            <w:pPr>
-              <w:jc w:val="both"/>
-              <w:rPr>
-                <w:rFonts w:ascii="Arial" w:hAnsi="Arial" w:cs="Arial"/>
-                <w:i/>
-                <w:iCs/>
-                <w:color w:val="548DD4"/>
-                <w:sz w:val="20"/>
-                <w:szCs w:val="20"/>
-              </w:rPr>
-            </w:pPr>
-            <w:r>
-              <w:rPr>
-                <w:rFonts w:ascii="Arial" w:hAnsi="Arial" w:cs="Arial"/>
-                <w:sz w:val="20"/>
-                <w:szCs w:val="20"/>
-              </w:rPr>
-              <w:t>Configurar repositorio Git (</w:t>
-            </w:r>
-            <w:proofErr w:type="gramStart"/>
-            <w:r>
-              <w:rPr>
-                <w:rFonts w:ascii="Arial" w:hAnsi="Arial" w:cs="Arial"/>
-                <w:sz w:val="20"/>
-                <w:szCs w:val="20"/>
-              </w:rPr>
-              <w:t>con .gitignore</w:t>
-            </w:r>
-            <w:proofErr w:type="gramEnd"/>
-            <w:r>
-              <w:rPr>
-                <w:rFonts w:ascii="Arial" w:hAnsi="Arial" w:cs="Arial"/>
-                <w:sz w:val="20"/>
-                <w:szCs w:val="20"/>
-              </w:rPr>
-              <w:t xml:space="preserve"> desde el primer </w:t>
-            </w:r>
-            <w:r>
-              <w:rPr>
-                <w:rFonts w:ascii="Arial" w:hAnsi="Arial" w:cs="Arial"/>
-                <w:sz w:val="20"/>
-                <w:szCs w:val="20"/>
-              </w:rPr>
-              <w:lastRenderedPageBreak/>
-              <w:t>commit), entorno de desarrollo y despliegue vacío en Railway</w:t>
-            </w:r>
-          </w:p>
-        </w:tc>
-        <w:tc>
-          <w:tcPr>
-            <w:tcW w:w="1580" w:type="dxa"/>
-          </w:tcPr>
-          <w:p>
-            <w:pPr>
-              <w:jc w:val="both"/>
-              <w:rPr>
-                <w:rFonts w:ascii="Arial" w:hAnsi="Arial" w:cs="Arial"/>
-                <w:i/>
-                <w:iCs/>
-                <w:color w:val="548DD4"/>
-                <w:sz w:val="20"/>
-                <w:szCs w:val="20"/>
-              </w:rPr>
-            </w:pPr>
-            <w:r>
-              <w:rPr>
-                <w:rFonts w:ascii="Arial" w:hAnsi="Arial" w:cs="Arial"/>
-                <w:sz w:val="20"/>
-                <w:szCs w:val="20"/>
-              </w:rPr>
-              <w:lastRenderedPageBreak/>
-              <w:t>Git, Railway</w:t>
-            </w:r>
-          </w:p>
-        </w:tc>
-        <w:tc>
-          <w:tcPr>
-            <w:tcW w:w="1580" w:type="dxa"/>
-            <w:tcBorders>
-              <w:right w:val="single" w:sz="4" w:space="0" w:color="FFFFFF"/>
-            </w:tcBorders>
-          </w:tcPr>
-          <w:p>
-            <w:pPr>
-              <w:jc w:val="both"/>
-              <w:rPr>
-                <w:rFonts w:ascii="Arial" w:hAnsi="Arial" w:cs="Arial"/>
-                <w:i/>
-                <w:iCs/>
-                <w:color w:val="548DD4"/>
-                <w:sz w:val="20"/>
-                <w:szCs w:val="20"/>
-              </w:rPr>
-            </w:pPr>
-            <w:r>
-              <w:rPr>
-                <w:rFonts w:ascii="Arial" w:hAnsi="Arial" w:cs="Arial"/>
-                <w:sz w:val="20"/>
-                <w:szCs w:val="20"/>
-              </w:rPr>
-              <w:t>Semana 5</w:t>
-            </w:r>
-          </w:p>
-        </w:tc>
-        <w:tc>
-          <w:tcPr>
-            <w:tcW w:w="1580" w:type="dxa"/>
-            <w:tcBorders>
-              <w:left w:val="single" w:sz="4" w:space="0" w:color="FFFFFF"/>
-            </w:tcBorders>
-            <w:shd w:val="clear" w:color="auto" w:fill="D9D9D9"/>
-          </w:tcPr>
-          <w:p>
-            <w:pPr>
-              <w:jc w:val="both"/>
-              <w:rPr>
-                <w:rFonts w:ascii="Arial" w:hAnsi="Arial" w:cs="Arial"/>
-                <w:i/>
-                <w:iCs/>
-                <w:color w:val="548DD4"/>
-                <w:sz w:val="20"/>
-                <w:szCs w:val="20"/>
-              </w:rPr>
-            </w:pPr>
-            <w:r>
-              <w:rPr>
-                <w:rFonts w:ascii="Arial" w:hAnsi="Arial" w:cs="Arial"/>
-                <w:sz w:val="20"/>
-                <w:szCs w:val="20"/>
-              </w:rPr>
-              <w:t>Ambos integrantes</w:t>
-            </w:r>
-          </w:p>
-        </w:tc>
-        <w:tc>
-          <w:tcPr>
-            <w:tcW w:w="1581" w:type="dxa"/>
-          </w:tcPr>
-          <w:p>
-            <w:pPr>
-              <w:jc w:val="both"/>
-              <w:rPr>
-                <w:rFonts w:ascii="Arial" w:hAnsi="Arial" w:cs="Arial"/>
-                <w:i/>
-                <w:iCs/>
-                <w:color w:val="548DD4"/>
-                <w:sz w:val="20"/>
-                <w:szCs w:val="20"/>
-              </w:rPr>
-            </w:pPr>
-            <w:r>
-              <w:rPr>
-                <w:rFonts w:ascii="Arial" w:hAnsi="Arial" w:cs="Arial"/>
-                <w:sz w:val="20"/>
-                <w:szCs w:val="20"/>
-              </w:rPr>
-              <w:t>Riesgo bajo; base para todo el desarrollo posterior</w:t>
+              <w:t>Entrega Fase 2 (30%)</w:t>
             </w:r>
           </w:p>
         </w:tc>
@@ -7503,6 +7621,7 @@
               </w:rPr>
             </w:pPr>
             <w:r>
+              <w:lastRenderedPageBreak/>
               <w:t>Evaluación de avance</w:t>
             </w:r>
           </w:p>
@@ -8218,7 +8337,6 @@
               </w:rPr>
             </w:pPr>
             <w:r>
-              <w:lastRenderedPageBreak/>
               <w:t>Sprint 4 — Cocina, Administración y pruebas</w:t>
             </w:r>
           </w:p>
@@ -11298,7 +11416,7 @@
       <w:szCs w:val="24"/>
     </w:rPr>
   </w:style>
-  <w:style w:type="character" w:styleId="Textoennegrita">
+  <w:style w:type="character" w:styleId="Fuerte">
     <w:name w:val="Strong"/>
     <w:basedOn w:val="Fuentedeprrafopredeter"/>
     <w:uiPriority w:val="22"/>
